--- a/public/edwin-lara-resume-2026.docx
+++ b/public/edwin-lara-resume-2026.docx
@@ -76,27 +76,22 @@
         <w:t xml:space="preserve">FutureFit AI</w:t>
       </w:r>
       <w:r>
-        <w:rPr>
-          <w:color w:val="5A5A5A"/>
-          <w:sz w:val="17"/>
-          <w:szCs w:val="17"/>
-        </w:rPr>
-        <w:t xml:space="preserve">  Toronto, Ontario</w:t>
-      </w:r>
-      <w:r>
-        <w:tab/>
-      </w:r>
-      <w:r>
-        <w:rPr>
-          <w:color w:val="5A5A5A"/>
-          <w:sz w:val="17"/>
-          <w:szCs w:val="17"/>
-        </w:rPr>
-        <w:t xml:space="preserve">Oct 2025 – Present</w:t>
-      </w:r>
-    </w:p>
-    <w:p>
-      <w:pPr>
+        <w:tab/>
+      </w:r>
+      <w:r>
+        <w:rPr>
+          <w:color w:val="5A5A5A"/>
+          <w:sz w:val="17"/>
+          <w:szCs w:val="17"/>
+        </w:rPr>
+        <w:t xml:space="preserve">Toronto, Ontario</w:t>
+      </w:r>
+    </w:p>
+    <w:p>
+      <w:pPr>
+        <w:tabs>
+          <w:tab w:val="right" w:pos="10512"/>
+        </w:tabs>
         <w:spacing w:before="0" w:after="80" w:line="240" w:lineRule="auto"/>
       </w:pPr>
       <w:r>
@@ -106,6 +101,17 @@
         </w:rPr>
         <w:t xml:space="preserve">Designer &amp; AI Builder</w:t>
       </w:r>
+      <w:r>
+        <w:tab/>
+      </w:r>
+      <w:r>
+        <w:rPr>
+          <w:color w:val="5A5A5A"/>
+          <w:sz w:val="17"/>
+          <w:szCs w:val="17"/>
+        </w:rPr>
+        <w:t xml:space="preserve">Oct 2025 – Present</w:t>
+      </w:r>
     </w:p>
     <w:p>
       <w:pPr>
@@ -201,27 +207,22 @@
         <w:t xml:space="preserve">Complex NTWRK</w:t>
       </w:r>
       <w:r>
-        <w:rPr>
-          <w:color w:val="5A5A5A"/>
-          <w:sz w:val="17"/>
-          <w:szCs w:val="17"/>
-        </w:rPr>
-        <w:t xml:space="preserve">  Toronto, Ontario</w:t>
-      </w:r>
-      <w:r>
-        <w:tab/>
-      </w:r>
-      <w:r>
-        <w:rPr>
-          <w:color w:val="5A5A5A"/>
-          <w:sz w:val="17"/>
-          <w:szCs w:val="17"/>
-        </w:rPr>
-        <w:t xml:space="preserve">Apr 2022 – Oct 2025</w:t>
-      </w:r>
-    </w:p>
-    <w:p>
-      <w:pPr>
+        <w:tab/>
+      </w:r>
+      <w:r>
+        <w:rPr>
+          <w:color w:val="5A5A5A"/>
+          <w:sz w:val="17"/>
+          <w:szCs w:val="17"/>
+        </w:rPr>
+        <w:t xml:space="preserve">Toronto, Ontario</w:t>
+      </w:r>
+    </w:p>
+    <w:p>
+      <w:pPr>
+        <w:tabs>
+          <w:tab w:val="right" w:pos="10512"/>
+        </w:tabs>
         <w:spacing w:before="0" w:after="80" w:line="240" w:lineRule="auto"/>
       </w:pPr>
       <w:r>
@@ -231,6 +232,17 @@
         </w:rPr>
         <w:t xml:space="preserve">Lead Product Designer</w:t>
       </w:r>
+      <w:r>
+        <w:tab/>
+      </w:r>
+      <w:r>
+        <w:rPr>
+          <w:color w:val="5A5A5A"/>
+          <w:sz w:val="17"/>
+          <w:szCs w:val="17"/>
+        </w:rPr>
+        <w:t xml:space="preserve">Apr 2022 – Oct 2025</w:t>
+      </w:r>
     </w:p>
     <w:p>
       <w:pPr>
@@ -287,27 +299,22 @@
         <w:t xml:space="preserve">Super.com</w:t>
       </w:r>
       <w:r>
-        <w:rPr>
-          <w:color w:val="5A5A5A"/>
-          <w:sz w:val="17"/>
-          <w:szCs w:val="17"/>
-        </w:rPr>
-        <w:t xml:space="preserve">  Toronto, Ontario</w:t>
-      </w:r>
-      <w:r>
-        <w:tab/>
-      </w:r>
-      <w:r>
-        <w:rPr>
-          <w:color w:val="5A5A5A"/>
-          <w:sz w:val="17"/>
-          <w:szCs w:val="17"/>
-        </w:rPr>
-        <w:t xml:space="preserve">Nov 2021 – Apr 2022</w:t>
-      </w:r>
-    </w:p>
-    <w:p>
-      <w:pPr>
+        <w:tab/>
+      </w:r>
+      <w:r>
+        <w:rPr>
+          <w:color w:val="5A5A5A"/>
+          <w:sz w:val="17"/>
+          <w:szCs w:val="17"/>
+        </w:rPr>
+        <w:t xml:space="preserve">Toronto, Ontario</w:t>
+      </w:r>
+    </w:p>
+    <w:p>
+      <w:pPr>
+        <w:tabs>
+          <w:tab w:val="right" w:pos="10512"/>
+        </w:tabs>
         <w:spacing w:before="0" w:after="80" w:line="240" w:lineRule="auto"/>
       </w:pPr>
       <w:r>
@@ -317,6 +324,17 @@
         </w:rPr>
         <w:t xml:space="preserve">Senior Product Designer</w:t>
       </w:r>
+      <w:r>
+        <w:tab/>
+      </w:r>
+      <w:r>
+        <w:rPr>
+          <w:color w:val="5A5A5A"/>
+          <w:sz w:val="17"/>
+          <w:szCs w:val="17"/>
+        </w:rPr>
+        <w:t xml:space="preserve">Nov 2021 – Apr 2022</w:t>
+      </w:r>
     </w:p>
     <w:p>
       <w:pPr>
@@ -360,27 +378,22 @@
         <w:t xml:space="preserve">Backbase</w:t>
       </w:r>
       <w:r>
-        <w:rPr>
-          <w:color w:val="5A5A5A"/>
-          <w:sz w:val="17"/>
-          <w:szCs w:val="17"/>
-        </w:rPr>
-        <w:t xml:space="preserve">  Toronto, Ontario</w:t>
-      </w:r>
-      <w:r>
-        <w:tab/>
-      </w:r>
-      <w:r>
-        <w:rPr>
-          <w:color w:val="5A5A5A"/>
-          <w:sz w:val="17"/>
-          <w:szCs w:val="17"/>
-        </w:rPr>
-        <w:t xml:space="preserve">Nov 2020 – Nov 2021</w:t>
-      </w:r>
-    </w:p>
-    <w:p>
-      <w:pPr>
+        <w:tab/>
+      </w:r>
+      <w:r>
+        <w:rPr>
+          <w:color w:val="5A5A5A"/>
+          <w:sz w:val="17"/>
+          <w:szCs w:val="17"/>
+        </w:rPr>
+        <w:t xml:space="preserve">Toronto, Ontario</w:t>
+      </w:r>
+    </w:p>
+    <w:p>
+      <w:pPr>
+        <w:tabs>
+          <w:tab w:val="right" w:pos="10512"/>
+        </w:tabs>
         <w:spacing w:before="0" w:after="80" w:line="240" w:lineRule="auto"/>
       </w:pPr>
       <w:r>
@@ -390,6 +403,17 @@
         </w:rPr>
         <w:t xml:space="preserve">Senior Product Designer</w:t>
       </w:r>
+      <w:r>
+        <w:tab/>
+      </w:r>
+      <w:r>
+        <w:rPr>
+          <w:color w:val="5A5A5A"/>
+          <w:sz w:val="17"/>
+          <w:szCs w:val="17"/>
+        </w:rPr>
+        <w:t xml:space="preserve">Nov 2020 – Nov 2021</w:t>
+      </w:r>
     </w:p>
     <w:p>
       <w:pPr>
@@ -433,27 +457,22 @@
         <w:t xml:space="preserve">Meridian Credit Union</w:t>
       </w:r>
       <w:r>
-        <w:rPr>
-          <w:color w:val="5A5A5A"/>
-          <w:sz w:val="17"/>
-          <w:szCs w:val="17"/>
-        </w:rPr>
-        <w:t xml:space="preserve">  Toronto, Ontario</w:t>
-      </w:r>
-      <w:r>
-        <w:tab/>
-      </w:r>
-      <w:r>
-        <w:rPr>
-          <w:color w:val="5A5A5A"/>
-          <w:sz w:val="17"/>
-          <w:szCs w:val="17"/>
-        </w:rPr>
-        <w:t xml:space="preserve">May 2019 – Nov 2020</w:t>
-      </w:r>
-    </w:p>
-    <w:p>
-      <w:pPr>
+        <w:tab/>
+      </w:r>
+      <w:r>
+        <w:rPr>
+          <w:color w:val="5A5A5A"/>
+          <w:sz w:val="17"/>
+          <w:szCs w:val="17"/>
+        </w:rPr>
+        <w:t xml:space="preserve">Toronto, Ontario</w:t>
+      </w:r>
+    </w:p>
+    <w:p>
+      <w:pPr>
+        <w:tabs>
+          <w:tab w:val="right" w:pos="10512"/>
+        </w:tabs>
         <w:spacing w:before="0" w:after="80" w:line="240" w:lineRule="auto"/>
       </w:pPr>
       <w:r>
@@ -463,6 +482,17 @@
         </w:rPr>
         <w:t xml:space="preserve">Senior Product Designer</w:t>
       </w:r>
+      <w:r>
+        <w:tab/>
+      </w:r>
+      <w:r>
+        <w:rPr>
+          <w:color w:val="5A5A5A"/>
+          <w:sz w:val="17"/>
+          <w:szCs w:val="17"/>
+        </w:rPr>
+        <w:t xml:space="preserve">May 2019 – Nov 2020</w:t>
+      </w:r>
     </w:p>
     <w:p>
       <w:pPr>
@@ -519,27 +549,22 @@
         <w:t xml:space="preserve">Contracting</w:t>
       </w:r>
       <w:r>
-        <w:rPr>
-          <w:color w:val="5A5A5A"/>
-          <w:sz w:val="17"/>
-          <w:szCs w:val="17"/>
-        </w:rPr>
-        <w:t xml:space="preserve">  Toronto, Ontario</w:t>
-      </w:r>
-      <w:r>
-        <w:tab/>
-      </w:r>
-      <w:r>
-        <w:rPr>
-          <w:color w:val="5A5A5A"/>
-          <w:sz w:val="17"/>
-          <w:szCs w:val="17"/>
-        </w:rPr>
-        <w:t xml:space="preserve">Dec 2015 – May 2019</w:t>
-      </w:r>
-    </w:p>
-    <w:p>
-      <w:pPr>
+        <w:tab/>
+      </w:r>
+      <w:r>
+        <w:rPr>
+          <w:color w:val="5A5A5A"/>
+          <w:sz w:val="17"/>
+          <w:szCs w:val="17"/>
+        </w:rPr>
+        <w:t xml:space="preserve">Toronto, Ontario</w:t>
+      </w:r>
+    </w:p>
+    <w:p>
+      <w:pPr>
+        <w:tabs>
+          <w:tab w:val="right" w:pos="10512"/>
+        </w:tabs>
         <w:spacing w:before="0" w:after="80" w:line="240" w:lineRule="auto"/>
       </w:pPr>
       <w:r>
@@ -548,6 +573,17 @@
           <w:color w:val="3C3C3C"/>
         </w:rPr>
         <w:t xml:space="preserve">Product Designer</w:t>
+      </w:r>
+      <w:r>
+        <w:tab/>
+      </w:r>
+      <w:r>
+        <w:rPr>
+          <w:color w:val="5A5A5A"/>
+          <w:sz w:val="17"/>
+          <w:szCs w:val="17"/>
+        </w:rPr>
+        <w:t xml:space="preserve">Dec 2015 – May 2019</w:t>
       </w:r>
     </w:p>
     <w:p>

--- a/public/edwin-lara-resume-2026.docx
+++ b/public/edwin-lara-resume-2026.docx
@@ -149,7 +149,7 @@
       </w:pPr>
       <w:r>
         <w:rPr/>
-        <w:t xml:space="preserve">SideBar: Built an LLM-powered networking coach that helps job seekers activate their existing networks. In testing, 90% reached outreach, 80% would send the AI-drafted message, and 73% with prior coaching experience preferred it to a human counselor. Selected by the Christensen Institute for its Prosocial Possibilities research cohort, studying how technology can strengthen social connection and expand access to opportunity.</w:t>
+        <w:t xml:space="preserve">SideBar: Built an LLM-powered networking coach that helps job seekers activate their existing networks. In testing, 90% reached outreach, 80% would send the AI-drafted message as-is or with minor edits, and 75% said they were likely to use the coach again. Selected by the Christensen Institute for its Prosocial Possibilities research cohort, studying how technology can strengthen social connection and expand access to opportunity.</w:t>
       </w:r>
     </w:p>
     <w:p>

--- a/public/edwin-lara-resume-2026.docx
+++ b/public/edwin-lara-resume-2026.docx
@@ -149,7 +149,7 @@
       </w:pPr>
       <w:r>
         <w:rPr/>
-        <w:t xml:space="preserve">SideBar: Built an LLM-powered networking coach that helps job seekers activate their existing networks. In testing, 90% reached outreach, 80% would send the AI-drafted message as-is or with minor edits, and 75% said they were likely to use the coach again. Selected by the Christensen Institute for its Prosocial Possibilities research cohort, studying how technology can strengthen social connection and expand access to opportunity.</w:t>
+        <w:t xml:space="preserve">SideBar: Built an LLM-powered networking coach that helps job seekers activate their existing networks. In testing, 90% reached outreach, 80% would send the AI-drafted message as-is or with minor edits, and most said they were likely to use the coach again. Selected by the Christensen Institute for its Prosocial Possibilities research cohort, studying how technology can strengthen social connection and expand access to opportunity.</w:t>
       </w:r>
     </w:p>
     <w:p>

--- a/public/edwin-lara-resume-2026.docx
+++ b/public/edwin-lara-resume-2026.docx
@@ -149,7 +149,7 @@
       </w:pPr>
       <w:r>
         <w:rPr/>
-        <w:t xml:space="preserve">SideBar: Built an LLM-powered networking coach that helps job seekers activate their existing networks. In testing, 90% reached outreach, 80% would send the AI-drafted message as-is or with minor edits, and most said they were likely to use the coach again. Selected by the Christensen Institute for its Prosocial Possibilities research cohort, studying how technology can strengthen social connection and expand access to opportunity.</w:t>
+        <w:t xml:space="preserve">SideBar: Built an LLM-powered networking coach that helps job seekers activate their existing networks. In testing, 90% reached outreach, 80% would send the AI-drafted message as-is or with minor edits, and most said they were likely to use the coach again. Piloted for the Christensen Institute's Prosocial Possibilities research cohort, which selected FutureFit AI as one of 10 edtech providers studying how technology can strengthen social connection and expand access to opportunity.</w:t>
       </w:r>
     </w:p>
     <w:p>
